--- a/Отчёты/Отчёт к лр 4.docx
+++ b/Отчёты/Отчёт к лр 4.docx
@@ -271,21 +271,7 @@
           <w:sz w:val="28"/>
           <w:szCs w:val="28"/>
         </w:rPr>
-        <w:t xml:space="preserve">Лабораторная работа № </w:t>
-      </w:r>
-      <w:r>
-        <w:rPr>
-          <w:sz w:val="28"/>
-          <w:szCs w:val="28"/>
-        </w:rPr>
-        <w:t>4</w:t>
-      </w:r>
-      <w:r>
-        <w:rPr>
-          <w:sz w:val="28"/>
-          <w:szCs w:val="28"/>
-        </w:rPr>
-        <w:t xml:space="preserve"> </w:t>
+        <w:t xml:space="preserve">Лабораторная работа № 4 </w:t>
       </w:r>
     </w:p>
     <w:p>
@@ -714,6 +700,7 @@
       <w:r>
         <w:rPr>
           <w:rFonts w:ascii="Times New Roman" w:hAnsi="Times New Roman" w:cs="Times New Roman"/>
+          <w:noProof/>
           <w:sz w:val="28"/>
           <w:szCs w:val="28"/>
         </w:rPr>
@@ -766,6 +753,7 @@
       <w:r>
         <w:rPr>
           <w:rFonts w:ascii="Times New Roman" w:hAnsi="Times New Roman" w:cs="Times New Roman"/>
+          <w:noProof/>
           <w:sz w:val="28"/>
           <w:szCs w:val="28"/>
         </w:rPr>
@@ -910,6 +898,7 @@
       <w:r>
         <w:rPr>
           <w:rFonts w:ascii="Times New Roman" w:hAnsi="Times New Roman" w:cs="Times New Roman"/>
+          <w:noProof/>
           <w:sz w:val="28"/>
           <w:szCs w:val="28"/>
         </w:rPr>
@@ -962,6 +951,7 @@
       <w:r>
         <w:rPr>
           <w:rFonts w:ascii="Times New Roman" w:hAnsi="Times New Roman" w:cs="Times New Roman"/>
+          <w:noProof/>
           <w:sz w:val="28"/>
           <w:szCs w:val="28"/>
         </w:rPr>
@@ -1068,6 +1058,7 @@
       <w:r>
         <w:rPr>
           <w:rFonts w:ascii="Times New Roman" w:hAnsi="Times New Roman" w:cs="Times New Roman"/>
+          <w:noProof/>
           <w:sz w:val="28"/>
           <w:szCs w:val="28"/>
         </w:rPr>
@@ -1121,6 +1112,7 @@
       <w:r>
         <w:rPr>
           <w:rFonts w:ascii="Times New Roman" w:hAnsi="Times New Roman" w:cs="Times New Roman"/>
+          <w:noProof/>
           <w:sz w:val="28"/>
           <w:szCs w:val="28"/>
         </w:rPr>
@@ -1226,6 +1218,7 @@
       <w:r>
         <w:rPr>
           <w:rFonts w:ascii="Times New Roman" w:hAnsi="Times New Roman" w:cs="Times New Roman"/>
+          <w:noProof/>
           <w:sz w:val="28"/>
           <w:szCs w:val="28"/>
         </w:rPr>
@@ -1279,6 +1272,7 @@
       <w:r>
         <w:rPr>
           <w:rFonts w:ascii="Times New Roman" w:hAnsi="Times New Roman" w:cs="Times New Roman"/>
+          <w:noProof/>
           <w:sz w:val="28"/>
           <w:szCs w:val="28"/>
         </w:rPr>
@@ -1366,6 +1360,7 @@
       <w:r>
         <w:rPr>
           <w:rFonts w:ascii="Times New Roman" w:hAnsi="Times New Roman" w:cs="Times New Roman"/>
+          <w:noProof/>
           <w:sz w:val="28"/>
           <w:szCs w:val="28"/>
         </w:rPr>
@@ -1418,6 +1413,7 @@
       <w:r>
         <w:rPr>
           <w:rFonts w:ascii="Times New Roman" w:hAnsi="Times New Roman" w:cs="Times New Roman"/>
+          <w:noProof/>
           <w:sz w:val="28"/>
           <w:szCs w:val="28"/>
         </w:rPr>
@@ -1506,6 +1502,7 @@
       <w:r>
         <w:rPr>
           <w:rFonts w:ascii="Times New Roman" w:hAnsi="Times New Roman" w:cs="Times New Roman"/>
+          <w:noProof/>
           <w:sz w:val="28"/>
           <w:szCs w:val="28"/>
         </w:rPr>
@@ -1562,10 +1559,10 @@
           <w:szCs w:val="28"/>
         </w:rPr>
         <w:drawing>
-          <wp:inline distT="0" distB="0" distL="0" distR="0" wp14:anchorId="0AC0FA70" wp14:editId="68394696">
-            <wp:extent cx="4937125" cy="1972211"/>
-            <wp:effectExtent l="0" t="0" r="0" b="9525"/>
-            <wp:docPr id="12" name="Рисунок 12"/>
+          <wp:inline distT="0" distB="0" distL="0" distR="0" wp14:anchorId="2B678D0B" wp14:editId="5A81304B">
+            <wp:extent cx="5940425" cy="2041525"/>
+            <wp:effectExtent l="0" t="0" r="3175" b="0"/>
+            <wp:docPr id="3" name="Рисунок 3"/>
             <wp:cNvGraphicFramePr>
               <a:graphicFrameLocks xmlns:a="http://schemas.openxmlformats.org/drawingml/2006/main" noChangeAspect="1"/>
             </wp:cNvGraphicFramePr>
@@ -1585,7 +1582,7 @@
                   <pic:spPr>
                     <a:xfrm>
                       <a:off x="0" y="0"/>
-                      <a:ext cx="4969808" cy="1985267"/>
+                      <a:ext cx="5940425" cy="2041525"/>
                     </a:xfrm>
                     <a:prstGeom prst="rect">
                       <a:avLst/>
@@ -1612,54 +1609,46 @@
           <w:sz w:val="28"/>
           <w:szCs w:val="28"/>
         </w:rPr>
-        <w:t>Оба запроса решают задачу поиска топ-N товаров в категории. Оконная функция удобнее, так как позволяет отобрать нужные строки без сложных само-соединений (JOIN) и вложенных подзапросов. Она гарантирует детерминированный результат при одинаковых ценах</w:t>
-      </w:r>
+        <w:t xml:space="preserve">Оконная функция оказалась значительно удобнее. Она сохраняет детальные строки без сложных соединений, легко масштабируется до любого топ-N простой заменой условия и гарантирует ровно N строк даже при совпадении цен. В отличие от неё, GROUP BY с </w:t>
+      </w:r>
+      <w:proofErr w:type="gramStart"/>
+      <w:r>
+        <w:rPr>
+          <w:rFonts w:ascii="Times New Roman" w:hAnsi="Times New Roman" w:cs="Times New Roman"/>
+          <w:sz w:val="28"/>
+          <w:szCs w:val="28"/>
+        </w:rPr>
+        <w:t>MAX(</w:t>
+      </w:r>
+      <w:proofErr w:type="gramEnd"/>
+      <w:r>
+        <w:rPr>
+          <w:rFonts w:ascii="Times New Roman" w:hAnsi="Times New Roman" w:cs="Times New Roman"/>
+          <w:sz w:val="28"/>
+          <w:szCs w:val="28"/>
+        </w:rPr>
+        <w:t xml:space="preserve">) принципиально находит только </w:t>
+      </w:r>
+      <w:r>
+        <w:rPr>
+          <w:rFonts w:ascii="Times New Roman" w:hAnsi="Times New Roman" w:cs="Times New Roman"/>
+          <w:sz w:val="28"/>
+          <w:szCs w:val="28"/>
+        </w:rPr>
+        <w:lastRenderedPageBreak/>
+        <w:t>один максимум, возвращает дубли при равных ценах и требует полной переделки запроса для получения топ-N.</w:t>
+      </w:r>
+    </w:p>
+    <w:p>
+      <w:pPr>
+        <w:rPr>
+          <w:rFonts w:ascii="Times New Roman" w:hAnsi="Times New Roman" w:cs="Times New Roman"/>
+          <w:sz w:val="28"/>
+          <w:szCs w:val="28"/>
+        </w:rPr>
+      </w:pPr>
       <w:bookmarkStart w:id="0" w:name="_GoBack"/>
       <w:bookmarkEnd w:id="0"/>
-      <w:r>
-        <w:rPr>
-          <w:rFonts w:ascii="Times New Roman" w:hAnsi="Times New Roman" w:cs="Times New Roman"/>
-          <w:sz w:val="28"/>
-          <w:szCs w:val="28"/>
-        </w:rPr>
-        <w:t xml:space="preserve"> и легко </w:t>
-      </w:r>
-      <w:r>
-        <w:rPr>
-          <w:rFonts w:ascii="Times New Roman" w:hAnsi="Times New Roman" w:cs="Times New Roman"/>
-          <w:sz w:val="28"/>
-          <w:szCs w:val="28"/>
-        </w:rPr>
-        <w:lastRenderedPageBreak/>
-        <w:t>масштабируется: чтобы изменить размер выборки (например, с топ-1 на топ-5), достаточно просто поменять условие фильтрации (</w:t>
-      </w:r>
-      <w:proofErr w:type="spellStart"/>
-      <w:r>
-        <w:rPr>
-          <w:rFonts w:ascii="Times New Roman" w:hAnsi="Times New Roman" w:cs="Times New Roman"/>
-          <w:sz w:val="28"/>
-          <w:szCs w:val="28"/>
-        </w:rPr>
-        <w:t>rn</w:t>
-      </w:r>
-      <w:proofErr w:type="spellEnd"/>
-      <w:r>
-        <w:rPr>
-          <w:rFonts w:ascii="Times New Roman" w:hAnsi="Times New Roman" w:cs="Times New Roman"/>
-          <w:sz w:val="28"/>
-          <w:szCs w:val="28"/>
-        </w:rPr>
-        <w:t xml:space="preserve"> &lt;= 5), не переписывая структуру запроса.</w:t>
-      </w:r>
-    </w:p>
-    <w:p>
-      <w:pPr>
-        <w:rPr>
-          <w:rFonts w:ascii="Times New Roman" w:hAnsi="Times New Roman" w:cs="Times New Roman"/>
-          <w:sz w:val="28"/>
-          <w:szCs w:val="28"/>
-        </w:rPr>
-      </w:pPr>
     </w:p>
     <w:p>
       <w:pPr>
